--- a/thesis_paper/manuscript_5_chapter/docx_output/chapter2_problem_framework.docx
+++ b/thesis_paper/manuscript_5_chapter/docx_output/chapter2_problem_framework.docx
@@ -2,7 +2,7 @@
 <file path=word/document.xml><?xml version="1.0" encoding="utf-8"?>
 <w:document xmlns:w="http://schemas.openxmlformats.org/wordprocessingml/2006/main" xmlns:m="http://schemas.openxmlformats.org/officeDocument/2006/math" xmlns:r="http://schemas.openxmlformats.org/officeDocument/2006/relationships" xmlns:o="urn:schemas-microsoft-com:office:office" xmlns:v="urn:schemas-microsoft-com:vml" xmlns:w10="urn:schemas-microsoft-com:office:word" xmlns:a="http://schemas.openxmlformats.org/drawingml/2006/main" xmlns:pic="http://schemas.openxmlformats.org/drawingml/2006/picture" xmlns:wp="http://schemas.openxmlformats.org/drawingml/2006/wordprocessingDrawing">
   <w:body>
-    <w:bookmarkStart w:id="20" w:name="第2章-问题建模与理论分析-problem-formulation-theory"/>
+    <w:bookmarkStart w:id="112" w:name="第2章-问题建模与理论分析-problem-formulation-theory"/>
     <w:p>
       <w:pPr>
         <w:pStyle w:val="1"/>
@@ -16,21 +16,7 @@
         <w:pStyle w:val="11"/>
       </w:pPr>
       <w:r>
-        <w:t xml:space="preserve">本章旨在建立稀疏观测下物理场重建问题的严谨数学框架，并重点分析“观测一致性”在逆问题求解中的理论地位。我们将首先给出物理场重建的数学描述与逆问题的适定性分析，接着对观测算子</w:t>
-      </w:r>
-      <w:r>
-        <w:t xml:space="preserve"> </w:t>
-      </w:r>
-      <m:oMath>
-        <m:r>
-          <m:t>H</m:t>
-        </m:r>
-      </m:oMath>
-      <w:r>
-        <w:t xml:space="preserve"> </w:t>
-      </w:r>
-      <w:r>
-        <w:t xml:space="preserve">进行物理建模，最后通过理论推导证明观测一致性（</w:t>
+        <w:t xml:space="preserve">本章旨在建立稀疏观测下物理场重建问题的数学框架，并分析“观测一致性”在逆问题求解中的理论地位。首先给出逆问题与观测模型的统一表述；随后明确评测口径的“双域指标”；最后从不适定性、观测算子误差与误差界推导说明：若要在真实部署口径下获得可控误差与鲁棒泛化，需要将数据一致性约束建立在真实观测算子之上（</w:t>
       </w:r>
       <m:oMath>
         <m:r>
@@ -50,48 +36,10 @@
         </m:r>
       </m:oMath>
       <w:r>
-        <w:t xml:space="preserve">）是保证重建误差有界与泛化鲁棒性的必要条件。</w:t>
-      </w:r>
-    </w:p>
-    <w:bookmarkEnd w:id="20"/>
-    <w:bookmarkStart w:id="56" w:name="Xa564fa69324d1de9e7bd28d3a487d1e8f4816c9"/>
-    <w:p>
-      <w:pPr>
-        <w:pStyle w:val="1"/>
-      </w:pPr>
-      <w:r>
-        <w:t xml:space="preserve">第2章 问题建模与理论分析 (Problem Formulation &amp; Theory)</w:t>
-      </w:r>
-    </w:p>
-    <w:p>
-      <w:pPr>
-        <w:pStyle w:val="11"/>
-      </w:pPr>
-      <w:r>
-        <w:t xml:space="preserve">本章旨在建立稀疏观测下物理场重建问题的数学框架，并分析“观测一致性”在逆问题求解中的理论地位。首先给出逆问题与观测模型的统一表述；随后明确评测口径的“双域指标”；最后从不适定性、观测算子误差与误差界推导说明：若要在真实部署口径下获得可控误差与鲁棒泛化，需要将数据一致性约束建立在真实观测算子之上（</w:t>
-      </w:r>
-      <m:oMath>
-        <m:r>
-          <m:t>D</m:t>
-        </m:r>
-        <m:r>
-          <m:t>C</m:t>
-        </m:r>
-        <m:r>
-          <m:rPr>
-            <m:sty m:val="p"/>
-          </m:rPr>
-          <m:t>≡</m:t>
-        </m:r>
-        <m:r>
-          <m:t>H</m:t>
-        </m:r>
-      </m:oMath>
-      <w:r>
         <w:t xml:space="preserve">）。</w:t>
       </w:r>
     </w:p>
-    <w:bookmarkStart w:id="28" w:name="物理场重建的数学框架"/>
+    <w:bookmarkStart w:id="51" w:name="物理场重建的数学框架"/>
     <w:p>
       <w:pPr>
         <w:pStyle w:val="2"/>
@@ -100,7 +48,7 @@
         <w:t xml:space="preserve">2.1 物理场重建的数学框架</w:t>
       </w:r>
     </w:p>
-    <w:bookmarkStart w:id="21" w:name="逆问题表述与观测模型"/>
+    <w:bookmarkStart w:id="20" w:name="逆问题表述与观测模型"/>
     <w:p>
       <w:pPr>
         <w:pStyle w:val="3"/>
@@ -1289,8 +1237,8 @@
         </w:pict>
       </w:r>
     </w:p>
-    <w:bookmarkEnd w:id="21"/>
-    <w:bookmarkStart w:id="22" w:name="双域误差度量重建域与观测域"/>
+    <w:bookmarkEnd w:id="20"/>
+    <w:bookmarkStart w:id="21" w:name="双域误差度量重建域与观测域"/>
     <w:p>
       <w:pPr>
         <w:pStyle w:val="3"/>
@@ -1912,8 +1860,8 @@
         </w:pict>
       </w:r>
     </w:p>
-    <w:bookmarkEnd w:id="22"/>
-    <w:bookmarkStart w:id="26" w:name="不适定性观测算子误差与观测一致性必要性"/>
+    <w:bookmarkEnd w:id="21"/>
+    <w:bookmarkStart w:id="34" w:name="不适定性观测算子误差与观测一致性必要性"/>
     <w:p>
       <w:pPr>
         <w:pStyle w:val="3"/>
@@ -1922,7 +1870,7 @@
         <w:t xml:space="preserve">2.1.3 不适定性、观测算子误差与观测一致性必要性</w:t>
       </w:r>
     </w:p>
-    <w:bookmarkStart w:id="23" w:name="逆问题的不适定性与适定化需求"/>
+    <w:bookmarkStart w:id="25" w:name="逆问题的不适定性与适定化需求"/>
     <w:p>
       <w:pPr>
         <w:pStyle w:val="4"/>
@@ -2067,232 +2015,53 @@
         <w:t xml:space="preserve">，必须引入先验或正则化缩小可行解集合 [6]。</w:t>
       </w:r>
     </w:p>
-    <w:tbl>
-      <w:tblPr>
-        <w:tblStyle w:val="FigureTable"/>
-        <w:tblW w:type="auto" w:w="0"/>
-        <w:tblLook w:firstRow="0" w:lastRow="0" w:firstColumn="0" w:lastColumn="0"/>
-        <w:jc w:val="center"/>
-      </w:tblPr>
-      <w:tblGrid>
-        <w:gridCol w:w="7920"/>
-      </w:tblGrid>
-      <w:tr>
-        <w:tc>
-          <w:tcPr/>
-          <w:p>
-            <w:pPr>
-              <w:pStyle w:val="Compact"/>
-              <w:jc w:val="center"/>
-            </w:pPr>
-            <w:r>
-              <w:t xml:space="preserve">图 2-3: 稀疏观测逆问题的不适定性与零空间示意图。由于观测算子</w:t>
-            </w:r>
-            <w:r>
-              <w:t xml:space="preserve"> </w:t>
-            </w:r>
-            <m:oMath>
-              <m:r>
-                <m:t>H</m:t>
-              </m:r>
-            </m:oMath>
-            <w:r>
-              <w:t xml:space="preserve"> </w:t>
-            </w:r>
-            <w:r>
-              <w:t xml:space="preserve">存在非平凡零空间</w:t>
-            </w:r>
-            <w:r>
-              <w:t xml:space="preserve"> </w:t>
-            </w:r>
-            <m:oMath>
-              <m:r>
-                <m:rPr>
-                  <m:sty m:val="p"/>
-                  <m:scr m:val="script"/>
-                </m:rPr>
-                <m:t>N</m:t>
-              </m:r>
-              <m:d>
-                <m:dPr>
-                  <m:begChr m:val="("/>
-                  <m:endChr m:val=")"/>
-                  <m:sepChr m:val=""/>
-                  <m:grow/>
-                </m:dPr>
-                <m:e>
-                  <m:r>
-                    <m:t>H</m:t>
-                  </m:r>
-                </m:e>
-              </m:d>
-            </m:oMath>
-            <w:r>
-              <w:t xml:space="preserve">，不同的物理状态</w:t>
-            </w:r>
-            <w:r>
-              <w:t xml:space="preserve"> </w:t>
-            </w:r>
-            <m:oMath>
-              <m:sSub>
-                <m:e>
-                  <m:r>
-                    <m:t>u</m:t>
-                  </m:r>
-                </m:e>
-                <m:sub>
-                  <m:r>
-                    <m:t>1</m:t>
-                  </m:r>
-                </m:sub>
-              </m:sSub>
-            </m:oMath>
-            <w:r>
-              <w:t xml:space="preserve"> </w:t>
-            </w:r>
-            <w:r>
-              <w:t xml:space="preserve">与</w:t>
-            </w:r>
-            <w:r>
-              <w:t xml:space="preserve"> </w:t>
-            </w:r>
-            <m:oMath>
-              <m:sSub>
-                <m:e>
-                  <m:r>
-                    <m:t>u</m:t>
-                  </m:r>
-                </m:e>
-                <m:sub>
-                  <m:r>
-                    <m:t>2</m:t>
-                  </m:r>
-                </m:sub>
-              </m:sSub>
-            </m:oMath>
-            <w:r>
-              <w:t xml:space="preserve"> </w:t>
-            </w:r>
-            <w:r>
-              <w:t xml:space="preserve">可能映射到相同的观测</w:t>
-            </w:r>
-            <w:r>
-              <w:t xml:space="preserve"> </w:t>
-            </w:r>
-            <m:oMath>
-              <m:r>
-                <m:t>y</m:t>
-              </m:r>
-            </m:oMath>
-            <w:r>
-              <w:t xml:space="preserve">（即</w:t>
-            </w:r>
-            <w:r>
-              <w:t xml:space="preserve"> </w:t>
-            </w:r>
-            <m:oMath>
-              <m:r>
-                <m:t>H</m:t>
-              </m:r>
-              <m:d>
-                <m:dPr>
-                  <m:begChr m:val="("/>
-                  <m:endChr m:val=")"/>
-                  <m:sepChr m:val=""/>
-                  <m:grow/>
-                </m:dPr>
-                <m:e>
-                  <m:sSub>
-                    <m:e>
-                      <m:r>
-                        <m:t>u</m:t>
-                      </m:r>
-                    </m:e>
-                    <m:sub>
-                      <m:r>
-                        <m:t>1</m:t>
-                      </m:r>
-                    </m:sub>
-                  </m:sSub>
-                </m:e>
-              </m:d>
-              <m:r>
-                <m:rPr>
-                  <m:sty m:val="p"/>
-                </m:rPr>
-                <m:t>=</m:t>
-              </m:r>
-              <m:r>
-                <m:t>H</m:t>
-              </m:r>
-              <m:d>
-                <m:dPr>
-                  <m:begChr m:val="("/>
-                  <m:endChr m:val=")"/>
-                  <m:sepChr m:val=""/>
-                  <m:grow/>
-                </m:dPr>
-                <m:e>
-                  <m:sSub>
-                    <m:e>
-                      <m:r>
-                        <m:t>u</m:t>
-                      </m:r>
-                    </m:e>
-                    <m:sub>
-                      <m:r>
-                        <m:t>2</m:t>
-                      </m:r>
-                    </m:sub>
-                  </m:sSub>
-                </m:e>
-              </m:d>
-              <m:r>
-                <m:rPr>
-                  <m:sty m:val="p"/>
-                </m:rPr>
-                <m:t>=</m:t>
-              </m:r>
-              <m:r>
-                <m:t>y</m:t>
-              </m:r>
-            </m:oMath>
-            <w:r>
-              <w:t xml:space="preserve">）。在缺乏先验约束的情况下，逆映射</w:t>
-            </w:r>
-            <w:r>
-              <w:t xml:space="preserve"> </w:t>
-            </w:r>
-            <m:oMath>
-              <m:sSup>
-                <m:e>
-                  <m:r>
-                    <m:t>H</m:t>
-                  </m:r>
-                </m:e>
-                <m:sup>
-                  <m:r>
-                    <m:rPr>
-                      <m:sty m:val="p"/>
-                    </m:rPr>
-                    <m:t>−</m:t>
-                  </m:r>
-                  <m:r>
-                    <m:t>1</m:t>
-                  </m:r>
-                </m:sup>
-              </m:sSup>
-            </m:oMath>
-            <w:r>
-              <w:t xml:space="preserve"> </w:t>
-            </w:r>
-            <w:r>
-              <w:t xml:space="preserve">无法从观测中唯一恢复真实解，且容易受到高频噪声分量（零空间扰动）的干扰。</w:t>
-            </w:r>
-          </w:p>
-        </w:tc>
-      </w:tr>
-    </w:tbl>
+    <w:p>
+      <w:pPr>
+        <w:pStyle w:val="CaptionedFigure"/>
+      </w:pPr>
+      <w:r>
+        <w:drawing>
+          <wp:inline>
+            <wp:extent cx="5753100" cy="4314825"/>
+            <wp:effectExtent b="0" l="0" r="0" t="0"/>
+            <wp:docPr descr="图 2-3: 稀疏观测逆问题的不适定性与零空间示意图。由于观测算子 H 存在非平凡零空间 \mathcal{N}(H)，不同的物理状态 u_1 与 u_2 可能映射到相同的观测 y（即 H(u_1)=H(u_2)=y）。在缺乏先验约束的情况下，逆映射 H^{-1} 无法从观测中唯一恢复真实解，且容易受到高频噪声分量（零空间扰动）的干扰。" title="" id="23" name="Picture"/>
+            <a:graphic>
+              <a:graphicData uri="http://schemas.openxmlformats.org/drawingml/2006/picture">
+                <pic:pic>
+                  <pic:nvPicPr>
+                    <pic:cNvPr descr="images/fig2-3_null_space_illposedness.png" id="24" name="Picture"/>
+                    <pic:cNvPicPr>
+                      <a:picLocks noChangeArrowheads="1" noChangeAspect="1"/>
+                    </pic:cNvPicPr>
+                  </pic:nvPicPr>
+                  <pic:blipFill>
+                    <a:blip r:embed="rId22"/>
+                    <a:stretch>
+                      <a:fillRect/>
+                    </a:stretch>
+                  </pic:blipFill>
+                  <pic:spPr bwMode="auto">
+                    <a:xfrm>
+                      <a:off x="0" y="0"/>
+                      <a:ext cx="5753100" cy="4314825"/>
+                    </a:xfrm>
+                    <a:prstGeom prst="rect">
+                      <a:avLst/>
+                    </a:prstGeom>
+                    <a:noFill/>
+                    <a:ln w="9525">
+                      <a:noFill/>
+                      <a:headEnd/>
+                      <a:tailEnd/>
+                    </a:ln>
+                  </pic:spPr>
+                </pic:pic>
+              </a:graphicData>
+            </a:graphic>
+          </wp:inline>
+        </w:drawing>
+      </w:r>
+    </w:p>
     <w:p>
       <w:pPr>
         <w:pStyle w:val="ImageCaption"/>
@@ -2546,8 +2315,8 @@
         <w:t xml:space="preserve">在相应函数空间上连续（稳定），否则即便观测噪声很小，也可能导致重建误差很大；这类对噪声/建模误差高度敏感的现象是工程应用中的核心困难之一，正则化与迭代稳定化方法用于获得稳定解 [5]。</w:t>
       </w:r>
     </w:p>
-    <w:bookmarkEnd w:id="23"/>
-    <w:bookmarkStart w:id="24" w:name="观测算子的物理建模与误差来源"/>
+    <w:bookmarkEnd w:id="25"/>
+    <w:bookmarkStart w:id="26" w:name="观测算子的物理建模与误差来源"/>
     <w:p>
       <w:pPr>
         <w:pStyle w:val="4"/>
@@ -2656,8 +2425,8 @@
         <w:t xml:space="preserve">的物理口径，重建与评测可能在“逐点误差下降”与“观测不一致不可部署”之间脱节。</w:t>
       </w:r>
     </w:p>
-    <w:bookmarkEnd w:id="24"/>
-    <w:bookmarkStart w:id="25" w:name="观测一致性的理论地位误差界与算子错配分析"/>
+    <w:bookmarkEnd w:id="26"/>
+    <w:bookmarkStart w:id="33" w:name="观测一致性的理论地位误差界与算子错配分析"/>
     <w:p>
       <w:pPr>
         <w:pStyle w:val="4"/>
@@ -2872,120 +2641,53 @@
         <w:t xml:space="preserve">是算法成立的基础部件 [2,3]。这一结构与深度重建中的“数据一致性层（DC layer）”同构：通过显式数据一致性步骤将输出拉回由前向模型定义的观测可行集，从而降低“看似合理但不满足测量方程”的风险 [10,11]。</w:t>
       </w:r>
     </w:p>
-    <w:tbl>
-      <w:tblPr>
-        <w:tblStyle w:val="FigureTable"/>
-        <w:tblW w:type="auto" w:w="0"/>
-        <w:tblLook w:firstRow="0" w:lastRow="0" w:firstColumn="0" w:lastColumn="0"/>
-        <w:jc w:val="center"/>
-      </w:tblPr>
-      <w:tblGrid>
-        <w:gridCol w:w="7920"/>
-      </w:tblGrid>
-      <w:tr>
-        <w:tc>
-          <w:tcPr/>
-          <w:p>
-            <w:pPr>
-              <w:pStyle w:val="Compact"/>
-              <w:jc w:val="center"/>
-            </w:pPr>
-            <w:r>
-              <w:t xml:space="preserve">图 2-4: 贝叶斯反演视角下的观测一致性约束。重建解</w:t>
-            </w:r>
-            <w:r>
-              <w:t xml:space="preserve"> </w:t>
-            </w:r>
-            <m:oMath>
-              <m:acc>
-                <m:accPr>
-                  <m:chr m:val="̂"/>
-                </m:accPr>
-                <m:e>
-                  <m:r>
-                    <m:t>u</m:t>
-                  </m:r>
-                </m:e>
-              </m:acc>
-            </m:oMath>
-            <w:r>
-              <w:t xml:space="preserve"> </w:t>
-            </w:r>
-            <w:r>
-              <w:t xml:space="preserve">是物理先验（Prior）与数据似然（Likelihood）的权衡结果。数据似然项</w:t>
-            </w:r>
-            <w:r>
-              <w:t xml:space="preserve"> </w:t>
-            </w:r>
-            <m:oMath>
-              <m:r>
-                <m:t>p</m:t>
-              </m:r>
-              <m:d>
-                <m:dPr>
-                  <m:begChr m:val="("/>
-                  <m:endChr m:val=")"/>
-                  <m:sepChr m:val=""/>
-                  <m:grow/>
-                </m:dPr>
-                <m:e>
-                  <m:r>
-                    <m:t>y</m:t>
-                  </m:r>
-                  <m:r>
-                    <m:rPr>
-                      <m:sty m:val="p"/>
-                    </m:rPr>
-                    <m:t>|</m:t>
-                  </m:r>
-                  <m:r>
-                    <m:t>u</m:t>
-                  </m:r>
-                </m:e>
-              </m:d>
-            </m:oMath>
-            <w:r>
-              <w:t xml:space="preserve"> </w:t>
-            </w:r>
-            <w:r>
-              <w:t xml:space="preserve">由观测算子</w:t>
-            </w:r>
-            <w:r>
-              <w:t xml:space="preserve"> </w:t>
-            </w:r>
-            <m:oMath>
-              <m:r>
-                <m:t>H</m:t>
-              </m:r>
-            </m:oMath>
-            <w:r>
-              <w:t xml:space="preserve"> </w:t>
-            </w:r>
-            <w:r>
-              <w:t xml:space="preserve">定义，强制解落在观测流形附近。若训练中使用了错误的算子</w:t>
-            </w:r>
-            <w:r>
-              <w:t xml:space="preserve"> </w:t>
-            </w:r>
-            <m:oMath>
-              <m:acc>
-                <m:accPr>
-                  <m:chr m:val="̃"/>
-                </m:accPr>
-                <m:e>
-                  <m:r>
-                    <m:t>H</m:t>
-                  </m:r>
-                </m:e>
-              </m:acc>
-            </m:oMath>
-            <w:r>
-              <w:t xml:space="preserve">（Operator Mismatch），会导致似然流形发生偏移（Manifold Drift），从而产生系统性的后验偏差。</w:t>
-            </w:r>
-          </w:p>
-        </w:tc>
-      </w:tr>
-    </w:tbl>
+    <w:p>
+      <w:pPr>
+        <w:pStyle w:val="CaptionedFigure"/>
+      </w:pPr>
+      <w:r>
+        <w:drawing>
+          <wp:inline>
+            <wp:extent cx="5753100" cy="4314825"/>
+            <wp:effectExtent b="0" l="0" r="0" t="0"/>
+            <wp:docPr descr="图 2-4: 贝叶斯反演视角下的观测一致性约束。重建解 \hat{u} 是物理先验（Prior）与数据似然（Likelihood）的权衡结果。数据似然项 p(y|u) 由观测算子 H 定义，强制解落在观测流形附近。若训练中使用了错误的算子 \tilde{H}（Operator Mismatch），会导致似然流形发生偏移（Manifold Drift），从而产生系统性的后验偏差。" title="" id="28" name="Picture"/>
+            <a:graphic>
+              <a:graphicData uri="http://schemas.openxmlformats.org/drawingml/2006/picture">
+                <pic:pic>
+                  <pic:nvPicPr>
+                    <pic:cNvPr descr="images/fig2-4_bayesian_consistency.png" id="29" name="Picture"/>
+                    <pic:cNvPicPr>
+                      <a:picLocks noChangeArrowheads="1" noChangeAspect="1"/>
+                    </pic:cNvPicPr>
+                  </pic:nvPicPr>
+                  <pic:blipFill>
+                    <a:blip r:embed="rId27"/>
+                    <a:stretch>
+                      <a:fillRect/>
+                    </a:stretch>
+                  </pic:blipFill>
+                  <pic:spPr bwMode="auto">
+                    <a:xfrm>
+                      <a:off x="0" y="0"/>
+                      <a:ext cx="5753100" cy="4314825"/>
+                    </a:xfrm>
+                    <a:prstGeom prst="rect">
+                      <a:avLst/>
+                    </a:prstGeom>
+                    <a:noFill/>
+                    <a:ln w="9525">
+                      <a:noFill/>
+                      <a:headEnd/>
+                      <a:tailEnd/>
+                    </a:ln>
+                  </pic:spPr>
+                </pic:pic>
+              </a:graphicData>
+            </a:graphic>
+          </wp:inline>
+        </w:drawing>
+      </w:r>
+    </w:p>
     <w:p>
       <w:pPr>
         <w:pStyle w:val="ImageCaption"/>
@@ -4634,239 +4336,53 @@
         <w:t xml:space="preserve">项在最坏情况下可无界，从而无法获得统一鲁棒的误差上界。</w:t>
       </w:r>
     </w:p>
-    <w:tbl>
-      <w:tblPr>
-        <w:tblStyle w:val="FigureTable"/>
-        <w:tblW w:type="auto" w:w="0"/>
-        <w:tblLook w:firstRow="0" w:lastRow="0" w:firstColumn="0" w:lastColumn="0"/>
-        <w:jc w:val="center"/>
-      </w:tblPr>
-      <w:tblGrid>
-        <w:gridCol w:w="7920"/>
-      </w:tblGrid>
-      <w:tr>
-        <w:tc>
-          <w:tcPr/>
-          <w:p>
-            <w:pPr>
-              <w:pStyle w:val="Compact"/>
-              <w:jc w:val="center"/>
-            </w:pPr>
-            <w:r>
-              <w:t xml:space="preserve">图 2-1: 观测算子误差与重建误差的理论界分析。当训练阶段的退化算子</w:t>
-            </w:r>
-            <w:r>
-              <w:t xml:space="preserve"> </w:t>
-            </w:r>
-            <m:oMath>
-              <m:acc>
-                <m:accPr>
-                  <m:chr m:val="̃"/>
-                </m:accPr>
-                <m:e>
-                  <m:r>
-                    <m:t>H</m:t>
-                  </m:r>
-                </m:e>
-              </m:acc>
-            </m:oMath>
-            <w:r>
-              <w:t xml:space="preserve"> </w:t>
-            </w:r>
-            <w:r>
-              <w:t xml:space="preserve">与真实观测算子</w:t>
-            </w:r>
-            <w:r>
-              <w:t xml:space="preserve"> </w:t>
-            </w:r>
-            <m:oMath>
-              <m:r>
-                <m:t>H</m:t>
-              </m:r>
-            </m:oMath>
-            <w:r>
-              <w:t xml:space="preserve"> </w:t>
-            </w:r>
-            <w:r>
-              <w:t xml:space="preserve">存在偏差时（Operator Mismatch），即使模型在训练域内实现了完美拟合（</w:t>
-            </w:r>
-            <m:oMath>
-              <m:r>
-                <m:t>ε</m:t>
-              </m:r>
-              <m:r>
-                <m:rPr>
-                  <m:sty m:val="p"/>
-                </m:rPr>
-                <m:t>→</m:t>
-              </m:r>
-              <m:r>
-                <m:t>0</m:t>
-              </m:r>
-            </m:oMath>
-            <w:r>
-              <w:t xml:space="preserve">），在真实观测域的误差</w:t>
-            </w:r>
-            <w:r>
-              <w:t xml:space="preserve"> </w:t>
-            </w:r>
-            <m:oMath>
-              <m:r>
-                <m:rPr>
-                  <m:sty m:val="p"/>
-                </m:rPr>
-                <m:t>∥</m:t>
-              </m:r>
-              <m:r>
-                <m:t>H</m:t>
-              </m:r>
-              <m:d>
-                <m:dPr>
-                  <m:begChr m:val="("/>
-                  <m:endChr m:val=")"/>
-                  <m:sepChr m:val=""/>
-                  <m:grow/>
-                </m:dPr>
-                <m:e>
-                  <m:acc>
-                    <m:accPr>
-                      <m:chr m:val="̂"/>
-                    </m:accPr>
-                    <m:e>
-                      <m:r>
-                        <m:t>u</m:t>
-                      </m:r>
-                    </m:e>
-                  </m:acc>
-                </m:e>
-              </m:d>
-              <m:r>
-                <m:rPr>
-                  <m:sty m:val="p"/>
-                </m:rPr>
-                <m:t>−</m:t>
-              </m:r>
-              <m:r>
-                <m:t>y</m:t>
-              </m:r>
-              <m:r>
-                <m:rPr>
-                  <m:sty m:val="p"/>
-                </m:rPr>
-                <m:t>∥</m:t>
-              </m:r>
-            </m:oMath>
-            <w:r>
-              <w:t xml:space="preserve"> </w:t>
-            </w:r>
-            <w:r>
-              <w:t xml:space="preserve">仍受到算子偏差</w:t>
-            </w:r>
-            <w:r>
-              <w:t xml:space="preserve"> </w:t>
-            </w:r>
-            <m:oMath>
-              <m:r>
-                <m:rPr>
-                  <m:sty m:val="p"/>
-                </m:rPr>
-                <m:t>∥</m:t>
-              </m:r>
-              <m:r>
-                <m:t>H</m:t>
-              </m:r>
-              <m:r>
-                <m:rPr>
-                  <m:sty m:val="p"/>
-                </m:rPr>
-                <m:t>−</m:t>
-              </m:r>
-              <m:acc>
-                <m:accPr>
-                  <m:chr m:val="̃"/>
-                </m:accPr>
-                <m:e>
-                  <m:r>
-                    <m:t>H</m:t>
-                  </m:r>
-                </m:e>
-              </m:acc>
-              <m:r>
-                <m:rPr>
-                  <m:sty m:val="p"/>
-                </m:rPr>
-                <m:t>∥</m:t>
-              </m:r>
-            </m:oMath>
-            <w:r>
-              <w:t xml:space="preserve"> </w:t>
-            </w:r>
-            <w:r>
-              <w:t xml:space="preserve">的支配，且可能随模型输出能量</w:t>
-            </w:r>
-            <w:r>
-              <w:t xml:space="preserve"> </w:t>
-            </w:r>
-            <m:oMath>
-              <m:r>
-                <m:rPr>
-                  <m:sty m:val="p"/>
-                </m:rPr>
-                <m:t>∥</m:t>
-              </m:r>
-              <m:acc>
-                <m:accPr>
-                  <m:chr m:val="̂"/>
-                </m:accPr>
-                <m:e>
-                  <m:r>
-                    <m:t>u</m:t>
-                  </m:r>
-                </m:e>
-              </m:acc>
-              <m:r>
-                <m:rPr>
-                  <m:sty m:val="p"/>
-                </m:rPr>
-                <m:t>∥</m:t>
-              </m:r>
-            </m:oMath>
-            <w:r>
-              <w:t xml:space="preserve"> </w:t>
-            </w:r>
-            <w:r>
-              <w:t xml:space="preserve">无界增长。这从理论上证明了</w:t>
-            </w:r>
-            <w:r>
-              <w:t xml:space="preserve"> </w:t>
-            </w:r>
-            <m:oMath>
-              <m:r>
-                <m:t>D</m:t>
-              </m:r>
-              <m:r>
-                <m:t>C</m:t>
-              </m:r>
-              <m:r>
-                <m:rPr>
-                  <m:sty m:val="p"/>
-                </m:rPr>
-                <m:t>≡</m:t>
-              </m:r>
-              <m:r>
-                <m:t>H</m:t>
-              </m:r>
-            </m:oMath>
-            <w:r>
-              <w:t xml:space="preserve"> </w:t>
-            </w:r>
-            <w:r>
-              <w:t xml:space="preserve">的必要性。</w:t>
-            </w:r>
-          </w:p>
-        </w:tc>
-      </w:tr>
-    </w:tbl>
+    <w:p>
+      <w:pPr>
+        <w:pStyle w:val="CaptionedFigure"/>
+      </w:pPr>
+      <w:r>
+        <w:drawing>
+          <wp:inline>
+            <wp:extent cx="5753100" cy="4314825"/>
+            <wp:effectExtent b="0" l="0" r="0" t="0"/>
+            <wp:docPr descr="图 2-1: 观测算子误差与重建误差的理论界分析。当训练阶段的退化算子 \tilde{H} 与真实观测算子 H 存在偏差时（Operator Mismatch），即使模型在训练域内实现了完美拟合（\varepsilon \to 0），在真实观测域的误差 \|H(\hat{u})-y\| 仍受到算子偏差 \|H-\tilde{H}\| 的支配，且可能随模型输出能量 \|\hat{u}\| 无界增长。这从理论上证明了 DC \equiv H 的必要性。" title="" id="31" name="Picture"/>
+            <a:graphic>
+              <a:graphicData uri="http://schemas.openxmlformats.org/drawingml/2006/picture">
+                <pic:pic>
+                  <pic:nvPicPr>
+                    <pic:cNvPr descr="images/fig2-1_error_bound_theory.png" id="32" name="Picture"/>
+                    <pic:cNvPicPr>
+                      <a:picLocks noChangeArrowheads="1" noChangeAspect="1"/>
+                    </pic:cNvPicPr>
+                  </pic:nvPicPr>
+                  <pic:blipFill>
+                    <a:blip r:embed="rId30"/>
+                    <a:stretch>
+                      <a:fillRect/>
+                    </a:stretch>
+                  </pic:blipFill>
+                  <pic:spPr bwMode="auto">
+                    <a:xfrm>
+                      <a:off x="0" y="0"/>
+                      <a:ext cx="5753100" cy="4314825"/>
+                    </a:xfrm>
+                    <a:prstGeom prst="rect">
+                      <a:avLst/>
+                    </a:prstGeom>
+                    <a:noFill/>
+                    <a:ln w="9525">
+                      <a:noFill/>
+                      <a:headEnd/>
+                      <a:tailEnd/>
+                    </a:ln>
+                  </pic:spPr>
+                </pic:pic>
+              </a:graphicData>
+            </a:graphic>
+          </wp:inline>
+        </w:drawing>
+      </w:r>
+    </w:p>
     <w:p>
       <w:pPr>
         <w:pStyle w:val="ImageCaption"/>
@@ -5144,9 +4660,9 @@
         </w:pict>
       </w:r>
     </w:p>
-    <w:bookmarkEnd w:id="25"/>
-    <w:bookmarkEnd w:id="26"/>
-    <w:bookmarkStart w:id="27" w:name="参考文献"/>
+    <w:bookmarkEnd w:id="33"/>
+    <w:bookmarkEnd w:id="34"/>
+    <w:bookmarkStart w:id="50" w:name="参考文献"/>
     <w:p>
       <w:pPr>
         <w:pStyle w:val="3"/>
@@ -5178,9 +4694,14 @@
       <w:r>
         <w:br/>
       </w:r>
-      <w:r>
-        <w:t xml:space="preserve">https://assets.cambridge.org/97811084/78687/excerpt/9781108478687_excerpt.pdf</w:t>
-      </w:r>
+      <w:hyperlink r:id="rId35">
+        <w:r>
+          <w:rPr>
+            <w:rStyle w:val="aa"/>
+          </w:rPr>
+          <w:t xml:space="preserve">PDF</w:t>
+        </w:r>
+      </w:hyperlink>
     </w:p>
     <w:p>
       <w:pPr>
@@ -5205,9 +4726,14 @@
       <w:r>
         <w:br/>
       </w:r>
-      <w:r>
-        <w:t xml:space="preserve">https://cerea.enpc.fr/HomePages/bocquet/teaching/assim-mb-en-0.52.pdf</w:t>
-      </w:r>
+      <w:hyperlink r:id="rId36">
+        <w:r>
+          <w:rPr>
+            <w:rStyle w:val="aa"/>
+          </w:rPr>
+          <w:t xml:space="preserve">PDF</w:t>
+        </w:r>
+      </w:hyperlink>
     </w:p>
     <w:p>
       <w:pPr>
@@ -5232,9 +4758,14 @@
       <w:r>
         <w:br/>
       </w:r>
-      <w:r>
-        <w:t xml:space="preserve">https://www.ecmwf.int/sites/default/files/elibrary/2003/76079-variational-data-assimiltion-theory-and-overview_0.pdf</w:t>
-      </w:r>
+      <w:hyperlink r:id="rId37">
+        <w:r>
+          <w:rPr>
+            <w:rStyle w:val="aa"/>
+          </w:rPr>
+          <w:t xml:space="preserve">PDF</w:t>
+        </w:r>
+      </w:hyperlink>
     </w:p>
     <w:p>
       <w:pPr>
@@ -5259,9 +4790,14 @@
       <w:r>
         <w:br/>
       </w:r>
-      <w:r>
-        <w:t xml:space="preserve">https://illposed.net/hadamard.pdf</w:t>
-      </w:r>
+      <w:hyperlink r:id="rId38">
+        <w:r>
+          <w:rPr>
+            <w:rStyle w:val="aa"/>
+          </w:rPr>
+          <w:t xml:space="preserve">PDF</w:t>
+        </w:r>
+      </w:hyperlink>
     </w:p>
     <w:p>
       <w:pPr>
@@ -5286,9 +4822,14 @@
       <w:r>
         <w:br/>
       </w:r>
-      <w:r>
-        <w:t xml:space="preserve">https://arxiv.org/abs/2001.00617</w:t>
-      </w:r>
+      <w:hyperlink r:id="rId39">
+        <w:r>
+          <w:rPr>
+            <w:rStyle w:val="aa"/>
+          </w:rPr>
+          <w:t xml:space="preserve">arXiv</w:t>
+        </w:r>
+      </w:hyperlink>
     </w:p>
     <w:p>
       <w:pPr>
@@ -5313,9 +4854,14 @@
       <w:r>
         <w:br/>
       </w:r>
-      <w:r>
-        <w:t xml:space="preserve">https://math.asu.edu/sites/g/files/litvpz216/files/rtgintro_inv_problems.pdf</w:t>
-      </w:r>
+      <w:hyperlink r:id="rId40">
+        <w:r>
+          <w:rPr>
+            <w:rStyle w:val="aa"/>
+          </w:rPr>
+          <w:t xml:space="preserve">PDF</w:t>
+        </w:r>
+      </w:hyperlink>
     </w:p>
     <w:p>
       <w:pPr>
@@ -5340,9 +4886,14 @@
       <w:r>
         <w:br/>
       </w:r>
-      <w:r>
-        <w:t xml:space="preserve">https://tellusjournal.org/articles/10.3402/tellusa.v67.24822</w:t>
-      </w:r>
+      <w:hyperlink r:id="rId41">
+        <w:r>
+          <w:rPr>
+            <w:rStyle w:val="aa"/>
+          </w:rPr>
+          <w:t xml:space="preserve">Link</w:t>
+        </w:r>
+      </w:hyperlink>
     </w:p>
     <w:p>
       <w:pPr>
@@ -5367,9 +4918,14 @@
       <w:r>
         <w:br/>
       </w:r>
-      <w:r>
-        <w:t xml:space="preserve">https://www.ecmwf.int/sites/default/files/SAT_TC_Data_assimilation_key_elements_TM.pdf</w:t>
-      </w:r>
+      <w:hyperlink r:id="rId42">
+        <w:r>
+          <w:rPr>
+            <w:rStyle w:val="aa"/>
+          </w:rPr>
+          <w:t xml:space="preserve">PDF</w:t>
+        </w:r>
+      </w:hyperlink>
     </w:p>
     <w:p>
       <w:pPr>
@@ -5381,9 +4937,14 @@
       <w:r>
         <w:br/>
       </w:r>
-      <w:r>
-        <w:t xml:space="preserve">https://pmc.ncbi.nlm.nih.gov/articles/PMC7304728/</w:t>
-      </w:r>
+      <w:hyperlink r:id="rId43">
+        <w:r>
+          <w:rPr>
+            <w:rStyle w:val="aa"/>
+          </w:rPr>
+          <w:t xml:space="preserve">PMC</w:t>
+        </w:r>
+      </w:hyperlink>
     </w:p>
     <w:p>
       <w:pPr>
@@ -5408,9 +4969,14 @@
       <w:r>
         <w:br/>
       </w:r>
-      <w:r>
-        <w:t xml:space="preserve">https://www.aimsciences.org/article/doi/10.3934/ipi.2022037</w:t>
-      </w:r>
+      <w:hyperlink r:id="rId44">
+        <w:r>
+          <w:rPr>
+            <w:rStyle w:val="aa"/>
+          </w:rPr>
+          <w:t xml:space="preserve">Link</w:t>
+        </w:r>
+      </w:hyperlink>
     </w:p>
     <w:p>
       <w:pPr>
@@ -5435,9 +5001,14 @@
       <w:r>
         <w:br/>
       </w:r>
-      <w:r>
-        <w:t xml:space="preserve">https://pmc.ncbi.nlm.nih.gov/articles/PMC7977031/</w:t>
-      </w:r>
+      <w:hyperlink r:id="rId45">
+        <w:r>
+          <w:rPr>
+            <w:rStyle w:val="aa"/>
+          </w:rPr>
+          <w:t xml:space="preserve">PMC</w:t>
+        </w:r>
+      </w:hyperlink>
     </w:p>
     <w:p>
       <w:pPr>
@@ -5449,9 +5020,14 @@
       <w:r>
         <w:br/>
       </w:r>
-      <w:r>
-        <w:t xml:space="preserve">https://pmc.ncbi.nlm.nih.gov/articles/PMC8208616/</w:t>
-      </w:r>
+      <w:hyperlink r:id="rId46">
+        <w:r>
+          <w:rPr>
+            <w:rStyle w:val="aa"/>
+          </w:rPr>
+          <w:t xml:space="preserve">PMC</w:t>
+        </w:r>
+      </w:hyperlink>
     </w:p>
     <w:p>
       <w:pPr>
@@ -5463,9 +5039,14 @@
       <w:r>
         <w:br/>
       </w:r>
-      <w:r>
-        <w:t xml:space="preserve">https://arxiv.org/abs/1803.06918</w:t>
-      </w:r>
+      <w:hyperlink r:id="rId47">
+        <w:r>
+          <w:rPr>
+            <w:rStyle w:val="aa"/>
+          </w:rPr>
+          <w:t xml:space="preserve">arXiv</w:t>
+        </w:r>
+      </w:hyperlink>
     </w:p>
     <w:p>
       <w:pPr>
@@ -5477,9 +5058,14 @@
       <w:r>
         <w:br/>
       </w:r>
-      <w:r>
-        <w:t xml:space="preserve">https://pmc.ncbi.nlm.nih.gov/articles/PMC7617273/</w:t>
-      </w:r>
+      <w:hyperlink r:id="rId48">
+        <w:r>
+          <w:rPr>
+            <w:rStyle w:val="aa"/>
+          </w:rPr>
+          <w:t xml:space="preserve">PMC</w:t>
+        </w:r>
+      </w:hyperlink>
     </w:p>
     <w:p>
       <w:pPr>
@@ -5504,13 +5090,18 @@
       <w:r>
         <w:br/>
       </w:r>
-      <w:r>
-        <w:t xml:space="preserve">https://www.imm.dtu.dk/~pcha/MeetDTU.pdf</w:t>
-      </w:r>
-    </w:p>
-    <w:bookmarkEnd w:id="27"/>
-    <w:bookmarkEnd w:id="28"/>
-    <w:bookmarkStart w:id="36" w:name="观测算子-h-的物理建模"/>
+      <w:hyperlink r:id="rId49">
+        <w:r>
+          <w:rPr>
+            <w:rStyle w:val="aa"/>
+          </w:rPr>
+          <w:t xml:space="preserve">PDF</w:t>
+        </w:r>
+      </w:hyperlink>
+    </w:p>
+    <w:bookmarkEnd w:id="50"/>
+    <w:bookmarkEnd w:id="51"/>
+    <w:bookmarkStart w:id="77" w:name="观测算子-h-的物理建模"/>
     <w:p>
       <w:pPr>
         <w:pStyle w:val="2"/>
@@ -5533,7 +5124,7 @@
         <w:t xml:space="preserve">的物理建模</w:t>
       </w:r>
     </w:p>
-    <w:bookmarkStart w:id="29" w:name="观测算子建模的目标与原则"/>
+    <w:bookmarkStart w:id="52" w:name="观测算子建模的目标与原则"/>
     <w:p>
       <w:pPr>
         <w:pStyle w:val="3"/>
@@ -5714,8 +5305,8 @@
         </w:pict>
       </w:r>
     </w:p>
-    <w:bookmarkEnd w:id="29"/>
-    <w:bookmarkStart w:id="35" w:name="标准化算子分解降质与几何以及数学性质与扩展"/>
+    <w:bookmarkEnd w:id="52"/>
+    <w:bookmarkStart w:id="76" w:name="标准化算子分解降质与几何以及数学性质与扩展"/>
     <w:p>
       <w:pPr>
         <w:pStyle w:val="3"/>
@@ -5724,7 +5315,7 @@
         <w:t xml:space="preserve">2.2.2 标准化算子分解：降质与几何，以及数学性质与扩展</w:t>
       </w:r>
     </w:p>
-    <w:bookmarkStart w:id="30" w:name="降质模型空间响应抗混叠与离散采样"/>
+    <w:bookmarkStart w:id="53" w:name="降质模型空间响应抗混叠与离散采样"/>
     <w:p>
       <w:pPr>
         <w:pStyle w:val="4"/>
@@ -6404,8 +5995,8 @@
         </w:pict>
       </w:r>
     </w:p>
-    <w:bookmarkEnd w:id="30"/>
-    <w:bookmarkStart w:id="31" w:name="几何模型视窗裁剪稀疏站点与非均匀采样"/>
+    <w:bookmarkEnd w:id="53"/>
+    <w:bookmarkStart w:id="54" w:name="几何模型视窗裁剪稀疏站点与非均匀采样"/>
     <w:p>
       <w:pPr>
         <w:pStyle w:val="4"/>
@@ -7049,8 +6640,8 @@
         </w:pict>
       </w:r>
     </w:p>
-    <w:bookmarkEnd w:id="31"/>
-    <w:bookmarkStart w:id="32" w:name="标准化算子组合与数学性质"/>
+    <w:bookmarkEnd w:id="54"/>
+    <w:bookmarkStart w:id="58" w:name="标准化算子组合与数学性质"/>
     <w:p>
       <w:pPr>
         <w:pStyle w:val="4"/>
@@ -7678,92 +7269,53 @@
         <w:t xml:space="preserve">明确为具有物理含义的有界算子，有助于把“观测一致性误差”与“统计意义下的似然/数据项”在同一算子框架内统一表述。[11]</w:t>
       </w:r>
     </w:p>
-    <w:tbl>
-      <w:tblPr>
-        <w:tblStyle w:val="FigureTable"/>
-        <w:tblW w:type="auto" w:w="0"/>
-        <w:tblLook w:firstRow="0" w:lastRow="0" w:firstColumn="0" w:lastColumn="0"/>
-        <w:jc w:val="center"/>
-      </w:tblPr>
-      <w:tblGrid>
-        <w:gridCol w:w="7920"/>
-      </w:tblGrid>
-      <w:tr>
-        <w:tc>
-          <w:tcPr/>
-          <w:p>
-            <w:pPr>
-              <w:pStyle w:val="Compact"/>
-              <w:jc w:val="center"/>
-            </w:pPr>
-            <w:r>
-              <w:t xml:space="preserve">图 2-2: 统一观测算子</w:t>
-            </w:r>
-            <w:r>
-              <w:t xml:space="preserve"> </w:t>
-            </w:r>
-            <m:oMath>
-              <m:r>
-                <m:t>H</m:t>
-              </m:r>
-            </m:oMath>
-            <w:r>
-              <w:t xml:space="preserve"> </w:t>
-            </w:r>
-            <w:r>
-              <w:t xml:space="preserve">的物理建模与分解示意图。我们将观测过程标准化为“降质 (Degradation)”与“几何 (Geometry)”两个子模块的串联。降质模块包含空间响应卷积（PSF）与抗混叠滤波；几何模块负责离散采样、视窗裁剪与非均匀掩码生成。通过参数化</w:t>
-            </w:r>
-            <w:r>
-              <w:t xml:space="preserve"> </w:t>
-            </w:r>
-            <m:oMath>
-              <m:sSub>
-                <m:e>
-                  <m:r>
-                    <m:t>G</m:t>
-                  </m:r>
-                </m:e>
-                <m:sub>
-                  <m:r>
-                    <m:t>σ</m:t>
-                  </m:r>
-                </m:sub>
-              </m:sSub>
-              <m:r>
-                <m:rPr>
-                  <m:sty m:val="p"/>
-                </m:rPr>
-                <m:t>,</m:t>
-              </m:r>
-              <m:sSub>
-                <m:e>
-                  <m:r>
-                    <m:t>D</m:t>
-                  </m:r>
-                </m:e>
-                <m:sub>
-                  <m:r>
-                    <m:t>s</m:t>
-                  </m:r>
-                </m:sub>
-              </m:sSub>
-              <m:r>
-                <m:rPr>
-                  <m:sty m:val="p"/>
-                </m:rPr>
-                <m:t>,</m:t>
-              </m:r>
-              <m:r>
-                <m:t>M</m:t>
-              </m:r>
-            </m:oMath>
-            <w:r>
-              <w:t xml:space="preserve">，实现了对各类稀疏观测场景（SR, Crop, Inpainting）的统一描述。</w:t>
-            </w:r>
-          </w:p>
-        </w:tc>
-      </w:tr>
-    </w:tbl>
+    <w:p>
+      <w:pPr>
+        <w:pStyle w:val="CaptionedFigure"/>
+      </w:pPr>
+      <w:r>
+        <w:drawing>
+          <wp:inline>
+            <wp:extent cx="5753100" cy="4314825"/>
+            <wp:effectExtent b="0" l="0" r="0" t="0"/>
+            <wp:docPr descr="图 2-2: 统一观测算子 H 的物理建模与分解示意图。我们将观测过程标准化为“降质 (Degradation)”与“几何 (Geometry)”两个子模块的串联。降质模块包含空间响应卷积（PSF）与抗混叠滤波；几何模块负责离散采样、视窗裁剪与非均匀掩码生成。通过参数化 G_\sigma, D_s, M，实现了对各类稀疏观测场景（SR, Crop, Inpainting）的统一描述。" title="" id="56" name="Picture"/>
+            <a:graphic>
+              <a:graphicData uri="http://schemas.openxmlformats.org/drawingml/2006/picture">
+                <pic:pic>
+                  <pic:nvPicPr>
+                    <pic:cNvPr descr="images/fig2-2_operator_decomposition.png" id="57" name="Picture"/>
+                    <pic:cNvPicPr>
+                      <a:picLocks noChangeArrowheads="1" noChangeAspect="1"/>
+                    </pic:cNvPicPr>
+                  </pic:nvPicPr>
+                  <pic:blipFill>
+                    <a:blip r:embed="rId55"/>
+                    <a:stretch>
+                      <a:fillRect/>
+                    </a:stretch>
+                  </pic:blipFill>
+                  <pic:spPr bwMode="auto">
+                    <a:xfrm>
+                      <a:off x="0" y="0"/>
+                      <a:ext cx="5753100" cy="4314825"/>
+                    </a:xfrm>
+                    <a:prstGeom prst="rect">
+                      <a:avLst/>
+                    </a:prstGeom>
+                    <a:noFill/>
+                    <a:ln w="9525">
+                      <a:noFill/>
+                      <a:headEnd/>
+                      <a:tailEnd/>
+                    </a:ln>
+                  </pic:spPr>
+                </pic:pic>
+              </a:graphicData>
+            </a:graphic>
+          </wp:inline>
+        </w:drawing>
+      </w:r>
+    </w:p>
     <w:p>
       <w:pPr>
         <w:pStyle w:val="ImageCaption"/>
@@ -7840,8 +7392,8 @@
         </w:pict>
       </w:r>
     </w:p>
-    <w:bookmarkEnd w:id="32"/>
-    <w:bookmarkStart w:id="33" w:name="更真实的观测口径空间变异扫描效应与非线性观测"/>
+    <w:bookmarkEnd w:id="58"/>
+    <w:bookmarkStart w:id="59" w:name="更真实的观测口径空间变异扫描效应与非线性观测"/>
     <w:p>
       <w:pPr>
         <w:pStyle w:val="4"/>
@@ -8031,8 +7583,8 @@
         </w:pict>
       </w:r>
     </w:p>
-    <w:bookmarkEnd w:id="33"/>
-    <w:bookmarkStart w:id="34" w:name="参考文献-1"/>
+    <w:bookmarkEnd w:id="59"/>
+    <w:bookmarkStart w:id="75" w:name="参考文献-1"/>
     <w:p>
       <w:pPr>
         <w:pStyle w:val="4"/>
@@ -8064,9 +7616,14 @@
       <w:r>
         <w:br/>
       </w:r>
-      <w:r>
-        <w:t xml:space="preserve">https://www.ecmwf.int/sites/default/files/elibrary/2008/16931-assimilation-algorithms.pdf</w:t>
-      </w:r>
+      <w:hyperlink r:id="rId60">
+        <w:r>
+          <w:rPr>
+            <w:rStyle w:val="aa"/>
+          </w:rPr>
+          <w:t xml:space="preserve">PDF</w:t>
+        </w:r>
+      </w:hyperlink>
     </w:p>
     <w:p>
       <w:pPr>
@@ -8091,9 +7648,14 @@
       <w:r>
         <w:br/>
       </w:r>
-      <w:r>
-        <w:t xml:space="preserve">https://www.sciencedirect.com/science/article/pii/S2215016123000031</w:t>
-      </w:r>
+      <w:hyperlink r:id="rId61">
+        <w:r>
+          <w:rPr>
+            <w:rStyle w:val="aa"/>
+          </w:rPr>
+          <w:t xml:space="preserve">Link</w:t>
+        </w:r>
+      </w:hyperlink>
     </w:p>
     <w:p>
       <w:pPr>
@@ -8118,9 +7680,14 @@
       <w:r>
         <w:br/>
       </w:r>
-      <w:r>
-        <w:t xml:space="preserve">https://cse.buffalo.edu/courses/cse725/peter/Park_2003.pdf</w:t>
-      </w:r>
+      <w:hyperlink r:id="rId62">
+        <w:r>
+          <w:rPr>
+            <w:rStyle w:val="aa"/>
+          </w:rPr>
+          <w:t xml:space="preserve">PDF</w:t>
+        </w:r>
+      </w:hyperlink>
     </w:p>
     <w:p>
       <w:pPr>
@@ -8132,9 +7699,14 @@
       <w:r>
         <w:br/>
       </w:r>
-      <w:r>
-        <w:t xml:space="preserve">https://ntrs.nasa.gov/api/citations/19760025534/downloads/19760025534.pdf</w:t>
-      </w:r>
+      <w:hyperlink r:id="rId63">
+        <w:r>
+          <w:rPr>
+            <w:rStyle w:val="aa"/>
+          </w:rPr>
+          <w:t xml:space="preserve">PDF</w:t>
+        </w:r>
+      </w:hyperlink>
     </w:p>
     <w:p>
       <w:pPr>
@@ -8146,9 +7718,14 @@
       <w:r>
         <w:br/>
       </w:r>
-      <w:r>
-        <w:t xml:space="preserve">https://www.gim-international.com/content/article/understanding-spatial-resolution</w:t>
-      </w:r>
+      <w:hyperlink r:id="rId64">
+        <w:r>
+          <w:rPr>
+            <w:rStyle w:val="aa"/>
+          </w:rPr>
+          <w:t xml:space="preserve">Link</w:t>
+        </w:r>
+      </w:hyperlink>
     </w:p>
     <w:p>
       <w:pPr>
@@ -8173,9 +7750,14 @@
       <w:r>
         <w:br/>
       </w:r>
-      <w:r>
-        <w:t xml:space="preserve">https://ntrs.nasa.gov/api/citations/20250000520/downloads/2024-VH-RODA_sensorSpatialResponse_GLin.pdf</w:t>
-      </w:r>
+      <w:hyperlink r:id="rId65">
+        <w:r>
+          <w:rPr>
+            <w:rStyle w:val="aa"/>
+          </w:rPr>
+          <w:t xml:space="preserve">PDF</w:t>
+        </w:r>
+      </w:hyperlink>
     </w:p>
     <w:p>
       <w:pPr>
@@ -8200,9 +7782,14 @@
       <w:r>
         <w:br/>
       </w:r>
-      <w:r>
-        <w:t xml:space="preserve">https://ntrs.nasa.gov/api/citations/20210020948/downloads/UPDATED%20Optical%20Transfer%20Functions%20Pointing%20and%20Requriements.pdf</w:t>
-      </w:r>
+      <w:hyperlink r:id="rId66">
+        <w:r>
+          <w:rPr>
+            <w:rStyle w:val="aa"/>
+          </w:rPr>
+          <w:t xml:space="preserve">PDF</w:t>
+        </w:r>
+      </w:hyperlink>
     </w:p>
     <w:p>
       <w:pPr>
@@ -8214,9 +7801,14 @@
       <w:r>
         <w:br/>
       </w:r>
-      <w:r>
-        <w:t xml:space="preserve">https://www.mdpi.com/2072-4292/17/1/123</w:t>
-      </w:r>
+      <w:hyperlink r:id="rId67">
+        <w:r>
+          <w:rPr>
+            <w:rStyle w:val="aa"/>
+          </w:rPr>
+          <w:t xml:space="preserve">Link</w:t>
+        </w:r>
+      </w:hyperlink>
     </w:p>
     <w:p>
       <w:pPr>
@@ -8241,9 +7833,14 @@
       <w:r>
         <w:br/>
       </w:r>
-      <w:r>
-        <w:t xml:space="preserve">https://www.ti.com/lit/pdf/snaa079</w:t>
-      </w:r>
+      <w:hyperlink r:id="rId68">
+        <w:r>
+          <w:rPr>
+            <w:rStyle w:val="aa"/>
+          </w:rPr>
+          <w:t xml:space="preserve">PDF</w:t>
+        </w:r>
+      </w:hyperlink>
     </w:p>
     <w:p>
       <w:pPr>
@@ -8255,9 +7852,14 @@
       <w:r>
         <w:br/>
       </w:r>
-      <w:r>
-        <w:t xml:space="preserve">https://fab.cba.mit.edu/classes/S62.12/docs/Shannon_noise.pdf</w:t>
-      </w:r>
+      <w:hyperlink r:id="rId69">
+        <w:r>
+          <w:rPr>
+            <w:rStyle w:val="aa"/>
+          </w:rPr>
+          <w:t xml:space="preserve">PDF</w:t>
+        </w:r>
+      </w:hyperlink>
     </w:p>
     <w:p>
       <w:pPr>
@@ -8282,9 +7884,14 @@
       <w:r>
         <w:br/>
       </w:r>
-      <w:r>
-        <w:t xml:space="preserve">https://www.ecmwf.int/sites/default/files/elibrary/2003/76079-variational-data-assimiltion-theory-and-overview_0.pdf</w:t>
-      </w:r>
+      <w:hyperlink r:id="rId37">
+        <w:r>
+          <w:rPr>
+            <w:rStyle w:val="aa"/>
+          </w:rPr>
+          <w:t xml:space="preserve">PDF</w:t>
+        </w:r>
+      </w:hyperlink>
     </w:p>
     <w:p>
       <w:pPr>
@@ -8296,9 +7903,14 @@
       <w:r>
         <w:br/>
       </w:r>
-      <w:r>
-        <w:t xml:space="preserve">https://repository.library.noaa.gov/view/noaa/11487/noaa_11487_DS1.pdf</w:t>
-      </w:r>
+      <w:hyperlink r:id="rId70">
+        <w:r>
+          <w:rPr>
+            <w:rStyle w:val="aa"/>
+          </w:rPr>
+          <w:t xml:space="preserve">PDF</w:t>
+        </w:r>
+      </w:hyperlink>
     </w:p>
     <w:p>
       <w:pPr>
@@ -8323,9 +7935,14 @@
       <w:r>
         <w:br/>
       </w:r>
-      <w:r>
-        <w:t xml:space="preserve">https://rmets.onlinelibrary.wiley.com/doi/10.1002/qj.3130</w:t>
-      </w:r>
+      <w:hyperlink r:id="rId71">
+        <w:r>
+          <w:rPr>
+            <w:rStyle w:val="aa"/>
+          </w:rPr>
+          <w:t xml:space="preserve">Link</w:t>
+        </w:r>
+      </w:hyperlink>
     </w:p>
     <w:p>
       <w:pPr>
@@ -8337,9 +7954,14 @@
       <w:r>
         <w:br/>
       </w:r>
-      <w:r>
-        <w:t xml:space="preserve">https://www.iitk.ac.in/che/PG_research_lab/pdf/resources/MPIV-reading-material.pdf</w:t>
-      </w:r>
+      <w:hyperlink r:id="rId72">
+        <w:r>
+          <w:rPr>
+            <w:rStyle w:val="aa"/>
+          </w:rPr>
+          <w:t xml:space="preserve">PDF</w:t>
+        </w:r>
+      </w:hyperlink>
     </w:p>
     <w:p>
       <w:pPr>
@@ -8351,9 +7973,14 @@
       <w:r>
         <w:br/>
       </w:r>
-      <w:r>
-        <w:t xml:space="preserve">https://sites.math.washington.edu/~hart/m526/Lecture2.pdf</w:t>
-      </w:r>
+      <w:hyperlink r:id="rId73">
+        <w:r>
+          <w:rPr>
+            <w:rStyle w:val="aa"/>
+          </w:rPr>
+          <w:t xml:space="preserve">PDF</w:t>
+        </w:r>
+      </w:hyperlink>
     </w:p>
     <w:p>
       <w:pPr>
@@ -8365,14 +7992,19 @@
       <w:r>
         <w:br/>
       </w:r>
-      <w:r>
-        <w:t xml:space="preserve">https://rainbow.ldeo.columbia.edu/~alexeyk/Papers/LiuRabier2002.pdf</w:t>
-      </w:r>
-    </w:p>
-    <w:bookmarkEnd w:id="34"/>
-    <w:bookmarkEnd w:id="35"/>
-    <w:bookmarkEnd w:id="36"/>
-    <w:bookmarkStart w:id="41" w:name="观测一致性理论-consistency-theory"/>
+      <w:hyperlink r:id="rId74">
+        <w:r>
+          <w:rPr>
+            <w:rStyle w:val="aa"/>
+          </w:rPr>
+          <w:t xml:space="preserve">PDF</w:t>
+        </w:r>
+      </w:hyperlink>
+    </w:p>
+    <w:bookmarkEnd w:id="75"/>
+    <w:bookmarkEnd w:id="76"/>
+    <w:bookmarkEnd w:id="77"/>
+    <w:bookmarkStart w:id="82" w:name="观测一致性理论-consistency-theory"/>
     <w:p>
       <w:pPr>
         <w:pStyle w:val="2"/>
@@ -8399,7 +8031,7 @@
         <w:t xml:space="preserve">。我们首先给出定义，然后通过两个命题证明其在误差控制中的必要性与鲁棒性。</w:t>
       </w:r>
     </w:p>
-    <w:bookmarkStart w:id="37" w:name="定义同源性约束"/>
+    <w:bookmarkStart w:id="78" w:name="定义同源性约束"/>
     <w:p>
       <w:pPr>
         <w:pStyle w:val="3"/>
@@ -8553,8 +8185,8 @@
         <w:t xml:space="preserve">这一约束要求在代码实现层面，训练数据合成与测试评测必须复用同一算子实例，以消除隐性的算子错配（Operator Mismatch）。</w:t>
       </w:r>
     </w:p>
-    <w:bookmarkEnd w:id="37"/>
-    <w:bookmarkStart w:id="38" w:name="命题-2.3一致性误差的控制定理"/>
+    <w:bookmarkEnd w:id="78"/>
+    <w:bookmarkStart w:id="79" w:name="命题-2.3一致性误差的控制定理"/>
     <w:p>
       <w:pPr>
         <w:pStyle w:val="3"/>
@@ -9517,8 +9149,8 @@
         <w:t xml:space="preserve">保持一致时，提升重建精度才能理论上保证评测误差的下降。它是“护栏”理论的基础，保证了优化方向的正确性。</w:t>
       </w:r>
     </w:p>
-    <w:bookmarkEnd w:id="38"/>
-    <w:bookmarkStart w:id="39" w:name="命题-2.2口径错配的鲁棒性分析"/>
+    <w:bookmarkEnd w:id="79"/>
+    <w:bookmarkStart w:id="80" w:name="命题-2.2口径错配的鲁棒性分析"/>
     <w:p>
       <w:pPr>
         <w:pStyle w:val="3"/>
@@ -10195,8 +9827,8 @@
         <w:t xml:space="preserve">是保证模型泛化鲁棒性的前提。</w:t>
       </w:r>
     </w:p>
-    <w:bookmarkEnd w:id="39"/>
-    <w:bookmarkStart w:id="40" w:name="理论验证实验设计"/>
+    <w:bookmarkEnd w:id="80"/>
+    <w:bookmarkStart w:id="81" w:name="理论验证实验设计"/>
     <w:p>
       <w:pPr>
         <w:pStyle w:val="3"/>
@@ -10457,9 +10089,9 @@
         <w:t xml:space="preserve">，从实验上保证定义 2.1 的严格执行。</w:t>
       </w:r>
     </w:p>
-    <w:bookmarkEnd w:id="40"/>
-    <w:bookmarkEnd w:id="41"/>
-    <w:bookmarkStart w:id="54" w:name="观测一致性优先框架的总体框架与端到端流程"/>
+    <w:bookmarkEnd w:id="81"/>
+    <w:bookmarkEnd w:id="82"/>
+    <w:bookmarkStart w:id="110" w:name="观测一致性优先框架的总体框架与端到端流程"/>
     <w:p>
       <w:pPr>
         <w:pStyle w:val="2"/>
@@ -10468,7 +10100,7 @@
         <w:t xml:space="preserve">2.4 观测一致性优先框架的总体框架与端到端流程</w:t>
       </w:r>
     </w:p>
-    <w:bookmarkStart w:id="42" w:name="框架定位与研究动机"/>
+    <w:bookmarkStart w:id="83" w:name="框架定位与研究动机"/>
     <w:p>
       <w:pPr>
         <w:pStyle w:val="3"/>
@@ -10702,8 +10334,8 @@
         </w:pict>
       </w:r>
     </w:p>
-    <w:bookmarkEnd w:id="42"/>
-    <w:bookmarkStart w:id="47" w:name="端到端闭环流程与关键接口"/>
+    <w:bookmarkEnd w:id="83"/>
+    <w:bookmarkStart w:id="88" w:name="端到端闭环流程与关键接口"/>
     <w:p>
       <w:pPr>
         <w:pStyle w:val="3"/>
@@ -10730,7 +10362,7 @@
         <w:t xml:space="preserve">。该流程与数据一致性网络（data-consistent neural network）的“两步结构”（学习式重建 + 与前向算子一致性校正/约束）同构，并已在正则化理论框架下给出噪声收敛意义上的分析，强调一致性约束对稳定性的作用。[4]</w:t>
       </w:r>
     </w:p>
-    <w:bookmarkStart w:id="43" w:name="决定性接口dc-equiv-h-的同源复用"/>
+    <w:bookmarkStart w:id="84" w:name="决定性接口dc-equiv-h-的同源复用"/>
     <w:p>
       <w:pPr>
         <w:pStyle w:val="4"/>
@@ -10937,8 +10569,8 @@
         <w:t xml:space="preserve">主导，从而形成系统性偏差。[2,4]</w:t>
       </w:r>
     </w:p>
-    <w:bookmarkEnd w:id="43"/>
-    <w:bookmarkStart w:id="44" w:name="输入构造把观测值-几何-坐标显式化"/>
+    <w:bookmarkEnd w:id="84"/>
+    <w:bookmarkStart w:id="85" w:name="输入构造把观测值-几何-坐标显式化"/>
     <w:p>
       <w:pPr>
         <w:pStyle w:val="4"/>
@@ -11185,8 +10817,8 @@
         <w:t xml:space="preserve">，作为低频背景注入；插值提供连续性与大尺度轮廓，网络在一致性护栏下补全细节。该思路与超分辨任务中“插值基线（如 bicubic）作为参照/初值”的工程实践一致。[8]</w:t>
       </w:r>
     </w:p>
-    <w:bookmarkEnd w:id="44"/>
-    <w:bookmarkStart w:id="45" w:name="编码演化解码空间表征与时空依赖"/>
+    <w:bookmarkEnd w:id="85"/>
+    <w:bookmarkStart w:id="86" w:name="编码演化解码空间表征与时空依赖"/>
     <w:p>
       <w:pPr>
         <w:pStyle w:val="4"/>
@@ -11658,8 +11290,8 @@
         <w:t xml:space="preserve">。Video Swin 在时空 Transformer 中引入窗口注意力与 shifted windows 机制，以局部性归纳偏置获得更佳速度—精度折中，并以分层结构支持多尺度表示，适合在潜在空间建模长程依赖。[10]</w:t>
       </w:r>
     </w:p>
-    <w:bookmarkEnd w:id="45"/>
-    <w:bookmarkStart w:id="46" w:name="一致性校验作为训练目标与结构模块的双重实现"/>
+    <w:bookmarkEnd w:id="86"/>
+    <w:bookmarkStart w:id="87" w:name="一致性校验作为训练目标与结构模块的双重实现"/>
     <w:p>
       <w:pPr>
         <w:pStyle w:val="4"/>
@@ -11894,9 +11526,9 @@
         </w:pict>
       </w:r>
     </w:p>
-    <w:bookmarkEnd w:id="46"/>
-    <w:bookmarkEnd w:id="47"/>
-    <w:bookmarkStart w:id="53" w:name="工程可复现性与一致性审计要点"/>
+    <w:bookmarkEnd w:id="87"/>
+    <w:bookmarkEnd w:id="88"/>
+    <w:bookmarkStart w:id="109" w:name="工程可复现性与一致性审计要点"/>
     <w:p>
       <w:pPr>
         <w:pStyle w:val="3"/>
@@ -11937,7 +11569,7 @@
         <w:t xml:space="preserve">的模块，并避免数值细节破坏口径一致。</w:t>
       </w:r>
     </w:p>
-    <w:bookmarkStart w:id="48" w:name="算子封装与参数固化"/>
+    <w:bookmarkStart w:id="89" w:name="算子封装与参数固化"/>
     <w:p>
       <w:pPr>
         <w:pStyle w:val="4"/>
@@ -11981,8 +11613,8 @@
         <w:t xml:space="preserve">保存并在训练/评测复用同一参数对象。[11,12]</w:t>
       </w:r>
     </w:p>
-    <w:bookmarkEnd w:id="48"/>
-    <w:bookmarkStart w:id="49" w:name="数值确定性与插值算子风险控制"/>
+    <w:bookmarkEnd w:id="89"/>
+    <w:bookmarkStart w:id="90" w:name="数值确定性与插值算子风险控制"/>
     <w:p>
       <w:pPr>
         <w:pStyle w:val="4"/>
@@ -12046,8 +11678,8 @@
         <w:t xml:space="preserve">的使用策略）以避免实现噪声干扰模型对比结论。[13,14]</w:t>
       </w:r>
     </w:p>
-    <w:bookmarkEnd w:id="49"/>
-    <w:bookmarkStart w:id="50" w:name="下采样口径与跨库一致性"/>
+    <w:bookmarkEnd w:id="90"/>
+    <w:bookmarkStart w:id="91" w:name="下采样口径与跨库一致性"/>
     <w:p>
       <w:pPr>
         <w:pStyle w:val="4"/>
@@ -12079,8 +11711,8 @@
         <w:t xml:space="preserve">作为缩小插值策略，OpenCV 文档与教程均将其推荐用于图像缩小；该选择可被解释为对“空间积分/平均效应”的离散近似。关键要求在于：训练与评测必须严格复用同一降采样口径与实现路径，避免出现跨库差异导致的隐性错配。[15]</w:t>
       </w:r>
     </w:p>
-    <w:bookmarkEnd w:id="50"/>
-    <w:bookmarkStart w:id="51" w:name="边界条件审计"/>
+    <w:bookmarkEnd w:id="91"/>
+    <w:bookmarkStart w:id="92" w:name="边界条件审计"/>
     <w:p>
       <w:pPr>
         <w:pStyle w:val="4"/>
@@ -12119,8 +11751,8 @@
         </w:pict>
       </w:r>
     </w:p>
-    <w:bookmarkEnd w:id="51"/>
-    <w:bookmarkStart w:id="52" w:name="参考文献-2"/>
+    <w:bookmarkEnd w:id="92"/>
+    <w:bookmarkStart w:id="108" w:name="参考文献-2"/>
     <w:p>
       <w:pPr>
         <w:pStyle w:val="4"/>
@@ -12152,9 +11784,14 @@
       <w:r>
         <w:br/>
       </w:r>
-      <w:r>
-        <w:t xml:space="preserve">https://arxiv.org/abs/1712.02862</w:t>
-      </w:r>
+      <w:hyperlink r:id="rId93">
+        <w:r>
+          <w:rPr>
+            <w:rStyle w:val="aa"/>
+          </w:rPr>
+          <w:t xml:space="preserve">arXiv</w:t>
+        </w:r>
+      </w:hyperlink>
     </w:p>
     <w:p>
       <w:pPr>
@@ -12179,9 +11816,14 @@
       <w:r>
         <w:br/>
       </w:r>
-      <w:r>
-        <w:t xml:space="preserve">https://jmota.eps.hw.ac.uk/documents/Vella20-OvercomingMeasurementInconsistencyInDeepLearningForLinearInverseProblems.pdf</w:t>
-      </w:r>
+      <w:hyperlink r:id="rId94">
+        <w:r>
+          <w:rPr>
+            <w:rStyle w:val="aa"/>
+          </w:rPr>
+          <w:t xml:space="preserve">PDF</w:t>
+        </w:r>
+      </w:hyperlink>
     </w:p>
     <w:p>
       <w:pPr>
@@ -12206,9 +11848,14 @@
       <w:r>
         <w:br/>
       </w:r>
-      <w:r>
-        <w:t xml:space="preserve">https://brendt.wohlberg.net/publications/pdf/venkatakrishnan-2013-plugandplay2.pdf</w:t>
-      </w:r>
+      <w:hyperlink r:id="rId95">
+        <w:r>
+          <w:rPr>
+            <w:rStyle w:val="aa"/>
+          </w:rPr>
+          <w:t xml:space="preserve">PDF</w:t>
+        </w:r>
+      </w:hyperlink>
     </w:p>
     <w:p>
       <w:pPr>
@@ -12246,9 +11893,14 @@
       <w:r>
         <w:br/>
       </w:r>
-      <w:r>
-        <w:t xml:space="preserve">https://www.aimsciences.org/article/doi/10.3934/ipi.2022037</w:t>
-      </w:r>
+      <w:hyperlink r:id="rId44">
+        <w:r>
+          <w:rPr>
+            <w:rStyle w:val="aa"/>
+          </w:rPr>
+          <w:t xml:space="preserve">Link</w:t>
+        </w:r>
+      </w:hyperlink>
     </w:p>
     <w:p>
       <w:pPr>
@@ -12273,9 +11925,14 @@
       <w:r>
         <w:br/>
       </w:r>
-      <w:r>
-        <w:t xml:space="preserve">https://openaccess.thecvf.com/content_ECCV_2018/papers/Guilin_Liu_Image_Inpainting_for_ECCV_2018_paper.pdf</w:t>
-      </w:r>
+      <w:hyperlink r:id="rId96">
+        <w:r>
+          <w:rPr>
+            <w:rStyle w:val="aa"/>
+          </w:rPr>
+          <w:t xml:space="preserve">PDF</w:t>
+        </w:r>
+      </w:hyperlink>
     </w:p>
     <w:p>
       <w:pPr>
@@ -12300,9 +11957,14 @@
       <w:r>
         <w:br/>
       </w:r>
-      <w:r>
-        <w:t xml:space="preserve">https://arxiv.org/abs/1807.03247</w:t>
-      </w:r>
+      <w:hyperlink r:id="rId97">
+        <w:r>
+          <w:rPr>
+            <w:rStyle w:val="aa"/>
+          </w:rPr>
+          <w:t xml:space="preserve">arXiv</w:t>
+        </w:r>
+      </w:hyperlink>
     </w:p>
     <w:p>
       <w:pPr>
@@ -12327,9 +11989,14 @@
       <w:r>
         <w:br/>
       </w:r>
-      <w:r>
-        <w:t xml:space="preserve">https://papers.neurips.cc/paper_files/paper/2020/file/55053683268957697aa39fba6f231c68-Paper.pdf</w:t>
-      </w:r>
+      <w:hyperlink r:id="rId98">
+        <w:r>
+          <w:rPr>
+            <w:rStyle w:val="aa"/>
+          </w:rPr>
+          <w:t xml:space="preserve">PDF</w:t>
+        </w:r>
+      </w:hyperlink>
     </w:p>
     <w:p>
       <w:pPr>
@@ -12354,9 +12021,14 @@
       <w:r>
         <w:br/>
       </w:r>
-      <w:r>
-        <w:t xml:space="preserve">https://openaccess.thecvf.com/content_cvpr_2017/papers/Ledig_Photo-Realistic_Single_Image_CVPR_2017_paper.pdf</w:t>
-      </w:r>
+      <w:hyperlink r:id="rId99">
+        <w:r>
+          <w:rPr>
+            <w:rStyle w:val="aa"/>
+          </w:rPr>
+          <w:t xml:space="preserve">PDF</w:t>
+        </w:r>
+      </w:hyperlink>
     </w:p>
     <w:p>
       <w:pPr>
@@ -12381,9 +12053,14 @@
       <w:r>
         <w:br/>
       </w:r>
-      <w:r>
-        <w:t xml:space="preserve">https://arxiv.org/abs/1506.04214</w:t>
-      </w:r>
+      <w:hyperlink r:id="rId100">
+        <w:r>
+          <w:rPr>
+            <w:rStyle w:val="aa"/>
+          </w:rPr>
+          <w:t xml:space="preserve">arXiv</w:t>
+        </w:r>
+      </w:hyperlink>
     </w:p>
     <w:p>
       <w:pPr>
@@ -12408,9 +12085,14 @@
       <w:r>
         <w:br/>
       </w:r>
-      <w:r>
-        <w:t xml:space="preserve">https://arxiv.org/abs/2106.13230</w:t>
-      </w:r>
+      <w:hyperlink r:id="rId101">
+        <w:r>
+          <w:rPr>
+            <w:rStyle w:val="aa"/>
+          </w:rPr>
+          <w:t xml:space="preserve">arXiv</w:t>
+        </w:r>
+      </w:hyperlink>
     </w:p>
     <w:p>
       <w:pPr>
@@ -12464,9 +12146,14 @@
       <w:r>
         <w:br/>
       </w:r>
-      <w:r>
-        <w:t xml:space="preserve">https://docs.pytorch.org/docs/stable/generated/torch.nn.Module.html</w:t>
-      </w:r>
+      <w:hyperlink r:id="rId102">
+        <w:r>
+          <w:rPr>
+            <w:rStyle w:val="aa"/>
+          </w:rPr>
+          <w:t xml:space="preserve">Link</w:t>
+        </w:r>
+      </w:hyperlink>
     </w:p>
     <w:p>
       <w:pPr>
@@ -12520,9 +12207,14 @@
       <w:r>
         <w:br/>
       </w:r>
-      <w:r>
-        <w:t xml:space="preserve">https://docs.pytorch.org/docs/stable/generated/torch.nn.parameter.Buffer.html</w:t>
-      </w:r>
+      <w:hyperlink r:id="rId103">
+        <w:r>
+          <w:rPr>
+            <w:rStyle w:val="aa"/>
+          </w:rPr>
+          <w:t xml:space="preserve">Link</w:t>
+        </w:r>
+      </w:hyperlink>
     </w:p>
     <w:p>
       <w:pPr>
@@ -12562,9 +12254,14 @@
       <w:r>
         <w:br/>
       </w:r>
-      <w:r>
-        <w:t xml:space="preserve">https://docs.pytorch.org/docs/stable/generated/torch.nn.functional.interpolate.html</w:t>
-      </w:r>
+      <w:hyperlink r:id="rId104">
+        <w:r>
+          <w:rPr>
+            <w:rStyle w:val="aa"/>
+          </w:rPr>
+          <w:t xml:space="preserve">Link</w:t>
+        </w:r>
+      </w:hyperlink>
     </w:p>
     <w:p>
       <w:pPr>
@@ -12604,9 +12301,14 @@
       <w:r>
         <w:br/>
       </w:r>
-      <w:r>
-        <w:t xml:space="preserve">https://docs.pytorch.org/docs/stable/generated/torch.use_deterministic_algorithms.html</w:t>
-      </w:r>
+      <w:hyperlink r:id="rId105">
+        <w:r>
+          <w:rPr>
+            <w:rStyle w:val="aa"/>
+          </w:rPr>
+          <w:t xml:space="preserve">Link</w:t>
+        </w:r>
+      </w:hyperlink>
     </w:p>
     <w:p>
       <w:pPr>
@@ -12660,9 +12362,14 @@
       <w:r>
         <w:br/>
       </w:r>
-      <w:r>
-        <w:t xml:space="preserve">https://docs.opencv.org/3.4/da/d54/group__imgproc__transform.html</w:t>
-      </w:r>
+      <w:hyperlink r:id="rId106">
+        <w:r>
+          <w:rPr>
+            <w:rStyle w:val="aa"/>
+          </w:rPr>
+          <w:t xml:space="preserve">Link</w:t>
+        </w:r>
+      </w:hyperlink>
     </w:p>
     <w:p>
       <w:pPr>
@@ -12687,14 +12394,19 @@
       <w:r>
         <w:br/>
       </w:r>
-      <w:r>
-        <w:t xml:space="preserve">https://docs.pytorch.org/docs/stable/generated/torch.nn.ReflectionPad2d.html</w:t>
-      </w:r>
-    </w:p>
-    <w:bookmarkEnd w:id="52"/>
-    <w:bookmarkEnd w:id="53"/>
-    <w:bookmarkEnd w:id="54"/>
-    <w:bookmarkStart w:id="55" w:name="本章小结"/>
+      <w:hyperlink r:id="rId107">
+        <w:r>
+          <w:rPr>
+            <w:rStyle w:val="aa"/>
+          </w:rPr>
+          <w:t xml:space="preserve">Link</w:t>
+        </w:r>
+      </w:hyperlink>
+    </w:p>
+    <w:bookmarkEnd w:id="108"/>
+    <w:bookmarkEnd w:id="109"/>
+    <w:bookmarkEnd w:id="110"/>
+    <w:bookmarkStart w:id="111" w:name="本章小结"/>
     <w:p>
       <w:pPr>
         <w:pStyle w:val="2"/>
@@ -12751,8 +12463,8 @@
         <w:t xml:space="preserve">不仅是工程实现的规范，更是保证重建误差有界和消除系统性泛化偏差的理论必要条件。这一理论框架为第 3 章提出的“统一算子模块”与“一致性损失函数”提供了坚实的数学支撑。</w:t>
       </w:r>
     </w:p>
-    <w:bookmarkEnd w:id="55"/>
-    <w:bookmarkEnd w:id="56"/>
+    <w:bookmarkEnd w:id="111"/>
+    <w:bookmarkEnd w:id="112"/>
     <w:sectPr>
       <w:headerReference r:id="rId12" w:type="even"/>
       <w:headerReference r:id="rId10" w:type="default"/>
